--- a/backend/templates/statuts_sarl_pluri_template.docx
+++ b/backend/templates/statuts_sarl_pluri_template.docx
@@ -659,7 +659,7 @@
           <w:sz w:val="22"/>
           <w:szCs w:val="22"/>
         </w:rPr>
-        <w:t xml:space="preserve">Il est constitué par les soussignés, une Société à Responsabilité Limitée devant exister entre eux et tous propriétaires de parts sociales ultérieures, qui sera régie par l'Acte Uniforme révisé de l'OHADA du 30 janvier 2014 relatif au droit des Sociétés commerciales et du Groupement d'intérêt économique (GIE), ainsi que par toutes autres dispositions légales ou réglementaires applicables et les présents statuts.</w:t>
+        <w:t xml:space="preserve">Il est constitué par les soussignés, une Société à Responsabilité Limitée pluripersonnelle devant exister entre eux et tous propriétaires de parts sociales ultérieures, qui sera régie par l'Acte Uniforme révisé de l'OHADA du 30 janvier 2014 relatif au droit des Sociétés commerciales et du Groupement d'intérêt économique (GIE), ainsi que par toutes autres dispositions légales ou réglementaires applicables et les présents statuts.</w:t>
       </w:r>
     </w:p>
     <w:p>
@@ -737,7 +737,7 @@
           <w:sz w:val="22"/>
           <w:szCs w:val="22"/>
         </w:rPr>
-        <w:t xml:space="preserve">La dénomination sociale doit figurer sur tous les actes et documents émanant de la société et destinés aux tiers, notamment les lettres, les factures, les annonces et publications diverses. Elle doit être précédée ou suivie immédiatement en caractère lisible de l'indication Société à Responsabilité Limitée ou SARL, du montant de son capital social, de l'adresse de son siège social et de la mention de son immatriculation au registre du commerce et du Crédit Mobilier.</w:t>
+        <w:t xml:space="preserve">La dénomination sociale doit figurer sur tous les actes et documents émanant de la société et destinés aux tiers, notamment les lettres, les factures, les annonces et publications diverses. Elle doit être précédée ou suivie immédiatement en caractère lisible de l'indication Société à Responsabilité Limitée ou SARL pluripersonnelle, du montant de son capital social, de l'adresse de son siège social et de la mention de son immatriculation au registre du commerce et du Crédit Mobilier.</w:t>
       </w:r>
     </w:p>
     <w:p>
